--- a/companies/ashcombe-advisory/Engagements/Lee, Rice and Adams/Meeting Minutes 2022-01-25 - Lee, Rice and Adams.docx
+++ b/companies/ashcombe-advisory/Engagements/Lee, Rice and Adams/Meeting Minutes 2022-01-25 - Lee, Rice and Adams.docx
@@ -15,7 +15,7 @@
         <w:pStyle w:val="Heading2"/>
       </w:pPr>
       <w:r>
-        <w:t>Attendees</w:t>
+        <w:t>Present</w:t>
       </w:r>
     </w:p>
     <w:p>
@@ -23,7 +23,7 @@
         <w:pStyle w:val="ListBullet"/>
       </w:pPr>
       <w:r>
-        <w:t>Amy Carter, Communications Associate</w:t>
+        <w:t>Nancy Suarez, Communications Associate, Ashcombe Advisory Partners</w:t>
       </w:r>
     </w:p>
     <w:p>
@@ -31,7 +31,7 @@
         <w:pStyle w:val="ListBullet"/>
       </w:pPr>
       <w:r>
-        <w:t>Nancy Suarez, Communications Associate</w:t>
+        <w:t>Amy Carter, Communications Associate, Ashcombe Advisory Partners</w:t>
       </w:r>
     </w:p>
     <w:p>
@@ -47,27 +47,57 @@
         <w:pStyle w:val="Heading2"/>
       </w:pPr>
       <w:r>
-        <w:t>Discussion</w:t>
+        <w:t>Matters discussed</w:t>
       </w:r>
     </w:p>
     <w:p>
       <w:r>
-        <w:t>The headline: the acute phase is behind us, and this session was about landing the work well rather than fighting a fire. Most of what we built has now been used, it held, and the conversation has turned to what Lee, Rice and Adams keeps once we step back.</w:t>
+        <w:t>The team met by video to review the engagement in its later stage and to plan for close-out. Nancy Suarez chaired and recorded these minutes. The matter is quiet, and the discussion focused on the wind-down and handover.</w:t>
       </w:r>
     </w:p>
     <w:p>
       <w:r>
-        <w:t>Nancy Suarez reviewed how the holding lines and the core position performed through the period since the last session, noting that the shorter lines carried the load exactly as we hoped they would. Amy Carter walked the group through the fact base one last time to confirm nothing had drifted, and reported that the anticipated-questions material had covered the questions that actually came. Megan Sutton said leadership at Lee, Rice and Adams was satisfied with how the messaging had carried the matter, and asked what the company should institutionalize before the engagement closes.</w:t>
+        <w:t>Amy Carter reported that the proactive outreach is largely complete. The priority clients and referral sources have been contacted, the responses have been steady, and there is no sign the matter has cost the firm a core relationship.</w:t>
       </w:r>
     </w:p>
     <w:p>
       <w:r>
-        <w:t>That question shaped the rest of the discussion. The group agreed the client should keep three things: the verified fact base, the message summary in its current one-page form, and a short protocol for who owns external language going forward. Nancy Suarez argued for keeping the protocol deliberately short, on the view that a page people actually read beats a binder they file, and the group agreed. Amy Carter noted a small number of external references that will need a final consistency pass so the record reads the same way throughout.</w:t>
+        <w:t>Two clients had asked direct questions during the outreach. Both were answered from the standing lines, and neither has raised the matter since. Amy Carter judged the relationships intact.</w:t>
       </w:r>
     </w:p>
     <w:p>
       <w:r>
-        <w:t>On next steps, the group agreed to assemble a brief handover pack rather than let the materials scatter, and to hold one more working session to walk it through before the work concludes. Megan Sutton will confirm which internal owner inherits the message summary so it does not fall to no one.</w:t>
+        <w:t>Coverage has stopped. There has been no new reporting in several weeks, and monitoring is down to a weekly scan. The group agreed monitoring can end at close-out, with a note to the firm on how to watch for any late resurfacing on its own.</w:t>
+      </w:r>
+    </w:p>
+    <w:p>
+      <w:r>
+        <w:t>Megan Sutton confirmed that internal sentiment at Lee, Rice and Adams has recovered. The employee follow-up landed well, and there are no open questions from staff.</w:t>
+      </w:r>
+    </w:p>
+    <w:p>
+      <w:r>
+        <w:t>Nancy Suarez reported that the firm's website language and standard boilerplate still carry the crisis-period phrasing. The group agreed both should return to normal wording as part of close-out, so nothing keeps signalling an active matter once this one has passed.</w:t>
+      </w:r>
+    </w:p>
+    <w:p>
+      <w:r>
+        <w:t>The group turned to close-out. The remaining work is to refresh the firm's standard language for normal use, assemble a short handover pack, and hold a final review with leadership. Amy Carter will draft the handover; Nancy Suarez will assemble the file of statements and approvals for the client's records.</w:t>
+      </w:r>
+    </w:p>
+    <w:p>
+      <w:r>
+        <w:t>Nancy Suarez confirmed the file is nearly complete. Every statement, its approver, and the date it cleared is logged, and the only remaining gap is the last stretch of monitoring notes.</w:t>
+      </w:r>
+    </w:p>
+    <w:p>
+      <w:r>
+        <w:t>Megan Sutton asked whether the firm should keep any capability on standby after the engagement ends. The group agreed to include a brief section in the handover on what to do if the matter resurfaces, setting out who to call and the first steps, so the firm is not starting cold.</w:t>
+      </w:r>
+    </w:p>
+    <w:p>
+      <w:r>
+        <w:t>Amy Carter suggested a short closing note to the priority contacts who engaged during the outreach. The group agreed a brief, warm thank-you is worth sending as part of close-out, kept free of any reference to the matter itself.</w:t>
       </w:r>
     </w:p>
     <w:p>
@@ -75,7 +105,7 @@
         <w:pStyle w:val="Heading2"/>
       </w:pPr>
       <w:r>
-        <w:t>Action Items</w:t>
+        <w:t>Actions</w:t>
       </w:r>
     </w:p>
     <w:tbl>
@@ -99,7 +129,7 @@
               <w:rPr>
                 <w:b/>
               </w:rPr>
-              <w:t>Item</w:t>
+              <w:t>Action</w:t>
             </w:r>
           </w:p>
         </w:tc>
@@ -125,7 +155,7 @@
               <w:rPr>
                 <w:b/>
               </w:rPr>
-              <w:t>Target</w:t>
+              <w:t>Due</w:t>
             </w:r>
           </w:p>
         </w:tc>
@@ -137,7 +167,39 @@
           </w:tcPr>
           <w:p>
             <w:r>
-              <w:t>Draft the short go-forward protocol for external language</w:t>
+              <w:t>Draft the close-out handover pack, including a section on what to do if the matter resurfaces</w:t>
+            </w:r>
+          </w:p>
+        </w:tc>
+        <w:tc>
+          <w:tcPr>
+            <w:tcW w:type="dxa" w:w="2880"/>
+          </w:tcPr>
+          <w:p>
+            <w:r>
+              <w:t>Amy Carter</w:t>
+            </w:r>
+          </w:p>
+        </w:tc>
+        <w:tc>
+          <w:tcPr>
+            <w:tcW w:type="dxa" w:w="2880"/>
+          </w:tcPr>
+          <w:p>
+            <w:r>
+              <w:t>Within two weeks</w:t>
+            </w:r>
+          </w:p>
+        </w:tc>
+      </w:tr>
+      <w:tr>
+        <w:tc>
+          <w:tcPr>
+            <w:tcW w:type="dxa" w:w="2880"/>
+          </w:tcPr>
+          <w:p>
+            <w:r>
+              <w:t>Assemble the file of statements and approvals for the client</w:t>
             </w:r>
           </w:p>
         </w:tc>
@@ -157,7 +219,7 @@
           </w:tcPr>
           <w:p>
             <w:r>
-              <w:t>This week</w:t>
+              <w:t>Within two weeks</w:t>
             </w:r>
           </w:p>
         </w:tc>
@@ -169,7 +231,7 @@
           </w:tcPr>
           <w:p>
             <w:r>
-              <w:t>Final consistency pass on external references</w:t>
+              <w:t>Refresh the firm's standard boilerplate for normal use</w:t>
             </w:r>
           </w:p>
         </w:tc>
@@ -189,7 +251,7 @@
           </w:tcPr>
           <w:p>
             <w:r>
-              <w:t>Next week</w:t>
+              <w:t>Before close-out</w:t>
             </w:r>
           </w:p>
         </w:tc>
@@ -201,39 +263,7 @@
           </w:tcPr>
           <w:p>
             <w:r>
-              <w:t>Assemble the handover pack of live materials</w:t>
-            </w:r>
-          </w:p>
-        </w:tc>
-        <w:tc>
-          <w:tcPr>
-            <w:tcW w:type="dxa" w:w="2880"/>
-          </w:tcPr>
-          <w:p>
-            <w:r>
-              <w:t>Amy Carter</w:t>
-            </w:r>
-          </w:p>
-        </w:tc>
-        <w:tc>
-          <w:tcPr>
-            <w:tcW w:type="dxa" w:w="2880"/>
-          </w:tcPr>
-          <w:p>
-            <w:r>
-              <w:t>Before the final session</w:t>
-            </w:r>
-          </w:p>
-        </w:tc>
-      </w:tr>
-      <w:tr>
-        <w:tc>
-          <w:tcPr>
-            <w:tcW w:type="dxa" w:w="2880"/>
-          </w:tcPr>
-          <w:p>
-            <w:r>
-              <w:t>Name the internal owner to inherit the message summary</w:t>
+              <w:t>Schedule the final review with leadership</w:t>
             </w:r>
           </w:p>
         </w:tc>
@@ -253,7 +283,7 @@
           </w:tcPr>
           <w:p>
             <w:r>
-              <w:t>Next session</w:t>
+              <w:t>Before month end</w:t>
             </w:r>
           </w:p>
         </w:tc>
@@ -261,7 +291,7 @@
     </w:tbl>
     <w:p>
       <w:r>
-        <w:t>Minutes prepared by Nancy Suarez.</w:t>
+        <w:t>Minutes recorded by Nancy Suarez. The next and likely final working session will cover the handover pack and the close-out review.</w:t>
       </w:r>
     </w:p>
     <w:sectPr>
